--- a/manuscript/IEEE_Access_Supplementary_Materials.docx
+++ b/manuscript/IEEE_Access_Supplementary_Materials.docx
@@ -18767,31 +18767,31 @@
       </w:rPr>
     </w:lvl>
   </w:abstractNum>
-  <w:num w:numId="1" w16cid:durableId="1647974590">
+  <w:num w:numId="1" w16cid:durableId="940504">
     <w:abstractNumId w:val="8"/>
   </w:num>
-  <w:num w:numId="2" w16cid:durableId="1101871680">
+  <w:num w:numId="2" w16cid:durableId="1132019747">
     <w:abstractNumId w:val="6"/>
   </w:num>
-  <w:num w:numId="3" w16cid:durableId="302348025">
+  <w:num w:numId="3" w16cid:durableId="531382167">
     <w:abstractNumId w:val="5"/>
   </w:num>
-  <w:num w:numId="4" w16cid:durableId="688488114">
+  <w:num w:numId="4" w16cid:durableId="1572160810">
     <w:abstractNumId w:val="4"/>
   </w:num>
-  <w:num w:numId="5" w16cid:durableId="604926429">
+  <w:num w:numId="5" w16cid:durableId="1071343599">
     <w:abstractNumId w:val="7"/>
   </w:num>
-  <w:num w:numId="6" w16cid:durableId="981079851">
+  <w:num w:numId="6" w16cid:durableId="1303998111">
     <w:abstractNumId w:val="3"/>
   </w:num>
-  <w:num w:numId="7" w16cid:durableId="535971735">
+  <w:num w:numId="7" w16cid:durableId="1832717125">
     <w:abstractNumId w:val="2"/>
   </w:num>
-  <w:num w:numId="8" w16cid:durableId="1808619627">
+  <w:num w:numId="8" w16cid:durableId="626203696">
     <w:abstractNumId w:val="1"/>
   </w:num>
-  <w:num w:numId="9" w16cid:durableId="12927126">
+  <w:num w:numId="9" w16cid:durableId="113065886">
     <w:abstractNumId w:val="0"/>
   </w:num>
 </w:numbering>
